--- a/human/tasks/T-02/summary.docx
+++ b/human/tasks/T-02/summary.docx
@@ -143,7 +143,7 @@
     </w:p>
     <w:p>
       <w:r>
-        <w:t>生成器附带重写V-05上一轮变更元数据，已恢复其原字段；V-05输入内容未变。共享TD/Python模块及根目录业务目录仍待全部包完成后的整体迁移。</w:t>
+        <w:t>生成器附带重写V-05上一轮变更元数据，已恢复其原字段；V-05输入内容未变。根目录19/19项已迁入human/agent，当前读取和运行入口已验证，业务签收不变。</w:t>
       </w:r>
     </w:p>
     <w:p>
@@ -207,7 +207,12 @@
     </w:p>
     <w:p>
       <w:r>
-        <w:t>累计29/71包，剩余42，下一A-01。单包Word和串联Word从Agent输出生成；未完成任务不推定完成。全部剩余包、共享模块和根目录双层迁移仍属于整体目标。</w:t>
+        <w:t>规范化71/71包、根目录迁移19/19项完成；每包Word由Agent源生成。</w:t>
+      </w:r>
+    </w:p>
+    <w:p>
+      <w:r>
+        <w:t>业务状态READY，原签收与未交付项不变；后续按注册表和实际依赖推进。</w:t>
       </w:r>
     </w:p>
     <w:p>
